--- a/Mentorias/2026-09-16_Emerson_e_Julio/08_Prever_volatilidade_COMPLETO.docx
+++ b/Mentorias/2026-09-16_Emerson_e_Julio/08_Prever_volatilidade_COMPLETO.docx
@@ -79,7 +79,7 @@
           <w:rFonts w:ascii="Times New Roman" w:hAnsi="Times New Roman"/>
           <w:sz w:val="20"/>
         </w:rPr>
-        <w:t>Quarta parte do pedido de 16 de setembro de 2026. As três anteriores estão nos documentos 01 a 07 desta pasta. Este documento registra duas tentativas fracassadas antes do resultado, porque o motivo do fracasso é o achado mais importante. Elaborado em 20 de setembro de 2026.</w:t>
+        <w:t>Abre pela pergunta central — quanto a notícia move o preço, em porcentagem — e só depois passa à previsão. Quarta parte do pedido de 16 de setembro de 2026. As três anteriores estão nos documentos 01 a 07 desta pasta. Este documento registra duas tentativas fracassadas antes do resultado, porque o motivo do fracasso é o achado mais importante. Elaborado em 20 de setembro de 2026.</w:t>
       </w:r>
     </w:p>
     <w:p>
@@ -98,7 +98,1195 @@
           <w:b/>
           <w:sz w:val="24"/>
         </w:rPr>
-        <w:t>1 POR QUE ESTA PARTE EXISTE</w:t>
+        <w:t>1 A PERGUNTA CENTRAL, RESPONDIDA EM PORCENTAGEM</w:t>
+      </w:r>
+    </w:p>
+    <w:p>
+      <w:pPr>
+        <w:spacing w:line="360" w:lineRule="auto" w:after="120"/>
+        <w:ind w:firstLine="709"/>
+        <w:jc w:val="both"/>
+      </w:pPr>
+      <w:r>
+        <w:rPr>
+          <w:rFonts w:ascii="Times New Roman" w:hAnsi="Times New Roman"/>
+          <w:sz w:val="24"/>
+        </w:rPr>
+        <w:t xml:space="preserve">Antes de qualquer previsão, cabe a medição — que é, afinal, a pergunta desta pesquisa: </w:t>
+      </w:r>
+      <w:r>
+        <w:rPr>
+          <w:rFonts w:ascii="Times New Roman" w:hAnsi="Times New Roman"/>
+          <w:b/>
+          <w:sz w:val="24"/>
+        </w:rPr>
+        <w:t>a notícia move o preço e a volatilidade, e em quanto por cento?</w:t>
+      </w:r>
+      <w:r>
+        <w:rPr>
+          <w:rFonts w:ascii="Times New Roman" w:hAnsi="Times New Roman"/>
+          <w:sz w:val="24"/>
+        </w:rPr>
+      </w:r>
+    </w:p>
+    <w:p>
+      <w:pPr>
+        <w:spacing w:line="360" w:lineRule="auto" w:after="120"/>
+        <w:ind w:firstLine="709"/>
+        <w:jc w:val="both"/>
+      </w:pPr>
+      <w:r>
+        <w:rPr>
+          <w:rFonts w:ascii="Times New Roman" w:hAnsi="Times New Roman"/>
+          <w:sz w:val="24"/>
+        </w:rPr>
+        <w:t xml:space="preserve">A tabela abaixo mede o excesso sobre </w:t>
+      </w:r>
+      <w:r>
+        <w:rPr>
+          <w:rFonts w:ascii="Times New Roman" w:hAnsi="Times New Roman"/>
+          <w:b/>
+          <w:sz w:val="24"/>
+        </w:rPr>
+        <w:t>618 noites de controle em que não houve nada</w:t>
+      </w:r>
+      <w:r>
+        <w:rPr>
+          <w:rFonts w:ascii="Times New Roman" w:hAnsi="Times New Roman"/>
+          <w:sz w:val="24"/>
+        </w:rPr>
+        <w:t xml:space="preserve">: nem notícia acima do normal, nem comunicado à CVM. A régua é a mesma do estudo de evento — o pregão dividido pela média dos cinco pregões anteriores do próprio papel. </w:t>
+      </w:r>
+      <w:r>
+        <w:rPr>
+          <w:rFonts w:ascii="Times New Roman" w:hAnsi="Times New Roman"/>
+          <w:b/>
+          <w:sz w:val="24"/>
+        </w:rPr>
+        <w:t>O asterisco marca o que passa no teste estatístico.</w:t>
+      </w:r>
+      <w:r>
+        <w:rPr>
+          <w:rFonts w:ascii="Times New Roman" w:hAnsi="Times New Roman"/>
+          <w:sz w:val="24"/>
+        </w:rPr>
+      </w:r>
+    </w:p>
+    <w:p>
+      <w:pPr>
+        <w:spacing w:line="240" w:lineRule="auto" w:before="120" w:after="40"/>
+        <w:jc w:val="center"/>
+      </w:pPr>
+      <w:r>
+        <w:rPr>
+          <w:rFonts w:ascii="Times New Roman" w:hAnsi="Times New Roman"/>
+          <w:sz w:val="20"/>
+        </w:rPr>
+        <w:t>Tabela 1 – Quanto cada tipo de noite move o pregão seguinte</w:t>
+      </w:r>
+    </w:p>
+    <w:tbl>
+      <w:tblPr>
+        <w:tblW w:type="auto" w:w="0"/>
+        <w:jc w:val="center"/>
+        <w:tblLook w:firstColumn="1" w:firstRow="1" w:lastColumn="0" w:lastRow="0" w:noHBand="0" w:noVBand="1" w:val="04A0"/>
+        <w:tblBorders>
+          <w:top w:val="single" w:sz="8" w:color="000000"/>
+          <w:bottom w:val="single" w:sz="8" w:color="000000"/>
+          <w:left w:val="none" w:sz="0"/>
+          <w:right w:val="none" w:sz="0"/>
+          <w:insideV w:val="none" w:sz="0"/>
+        </w:tblBorders>
+      </w:tblPr>
+      <w:tblGrid>
+        <w:gridCol w:w="1881"/>
+        <w:gridCol w:w="1881"/>
+        <w:gridCol w:w="1881"/>
+        <w:gridCol w:w="1881"/>
+        <w:gridCol w:w="1881"/>
+      </w:tblGrid>
+      <w:tr>
+        <w:tc>
+          <w:tcPr>
+            <w:tcW w:type="dxa" w:w="1881"/>
+            <w:tcBorders>
+              <w:bottom w:val="single" w:sz="8" w:color="000000"/>
+            </w:tcBorders>
+          </w:tcPr>
+          <w:p>
+            <w:pPr>
+              <w:spacing w:line="240" w:lineRule="auto" w:after="0"/>
+            </w:pPr>
+            <w:r>
+              <w:rPr>
+                <w:rFonts w:ascii="Times New Roman" w:hAnsi="Times New Roman"/>
+                <w:b/>
+                <w:sz w:val="22"/>
+              </w:rPr>
+              <w:t>O que aconteceu na noite</w:t>
+            </w:r>
+          </w:p>
+        </w:tc>
+        <w:tc>
+          <w:tcPr>
+            <w:tcW w:type="dxa" w:w="1881"/>
+            <w:tcBorders>
+              <w:bottom w:val="single" w:sz="8" w:color="000000"/>
+            </w:tcBorders>
+          </w:tcPr>
+          <w:p>
+            <w:pPr>
+              <w:spacing w:line="240" w:lineRule="auto" w:after="0"/>
+            </w:pPr>
+            <w:r>
+              <w:rPr>
+                <w:rFonts w:ascii="Times New Roman" w:hAnsi="Times New Roman"/>
+                <w:b/>
+                <w:sz w:val="22"/>
+              </w:rPr>
+              <w:t>Noites</w:t>
+            </w:r>
+          </w:p>
+        </w:tc>
+        <w:tc>
+          <w:tcPr>
+            <w:tcW w:type="dxa" w:w="1881"/>
+            <w:tcBorders>
+              <w:bottom w:val="single" w:sz="8" w:color="000000"/>
+            </w:tcBorders>
+          </w:tcPr>
+          <w:p>
+            <w:pPr>
+              <w:spacing w:line="240" w:lineRule="auto" w:after="0"/>
+            </w:pPr>
+            <w:r>
+              <w:rPr>
+                <w:rFonts w:ascii="Times New Roman" w:hAnsi="Times New Roman"/>
+                <w:b/>
+                <w:sz w:val="22"/>
+              </w:rPr>
+              <w:t>Volatilidade</w:t>
+            </w:r>
+          </w:p>
+        </w:tc>
+        <w:tc>
+          <w:tcPr>
+            <w:tcW w:type="dxa" w:w="1881"/>
+            <w:tcBorders>
+              <w:bottom w:val="single" w:sz="8" w:color="000000"/>
+            </w:tcBorders>
+          </w:tcPr>
+          <w:p>
+            <w:pPr>
+              <w:spacing w:line="240" w:lineRule="auto" w:after="0"/>
+            </w:pPr>
+            <w:r>
+              <w:rPr>
+                <w:rFonts w:ascii="Times New Roman" w:hAnsi="Times New Roman"/>
+                <w:b/>
+                <w:sz w:val="22"/>
+              </w:rPr>
+              <w:t>Tamanho da variação</w:t>
+            </w:r>
+          </w:p>
+        </w:tc>
+        <w:tc>
+          <w:tcPr>
+            <w:tcW w:type="dxa" w:w="1881"/>
+            <w:tcBorders>
+              <w:bottom w:val="single" w:sz="8" w:color="000000"/>
+            </w:tcBorders>
+          </w:tcPr>
+          <w:p>
+            <w:pPr>
+              <w:spacing w:line="240" w:lineRule="auto" w:after="0"/>
+            </w:pPr>
+            <w:r>
+              <w:rPr>
+                <w:rFonts w:ascii="Times New Roman" w:hAnsi="Times New Roman"/>
+                <w:b/>
+                <w:sz w:val="22"/>
+              </w:rPr>
+              <w:t>Volume</w:t>
+            </w:r>
+          </w:p>
+        </w:tc>
+      </w:tr>
+      <w:tr>
+        <w:tc>
+          <w:tcPr>
+            <w:tcW w:type="dxa" w:w="1881"/>
+          </w:tcPr>
+          <w:p>
+            <w:pPr>
+              <w:spacing w:line="240" w:lineRule="auto" w:after="0"/>
+            </w:pPr>
+            <w:r>
+              <w:rPr>
+                <w:rFonts w:ascii="Times New Roman" w:hAnsi="Times New Roman"/>
+                <w:b w:val="0"/>
+                <w:sz w:val="22"/>
+              </w:rPr>
+              <w:t>muita notícia, sem CVM</w:t>
+            </w:r>
+          </w:p>
+        </w:tc>
+        <w:tc>
+          <w:tcPr>
+            <w:tcW w:type="dxa" w:w="1881"/>
+          </w:tcPr>
+          <w:p>
+            <w:pPr>
+              <w:spacing w:line="240" w:lineRule="auto" w:after="0"/>
+            </w:pPr>
+            <w:r>
+              <w:rPr>
+                <w:rFonts w:ascii="Times New Roman" w:hAnsi="Times New Roman"/>
+                <w:b w:val="0"/>
+                <w:sz w:val="22"/>
+              </w:rPr>
+              <w:t>449</w:t>
+            </w:r>
+          </w:p>
+        </w:tc>
+        <w:tc>
+          <w:tcPr>
+            <w:tcW w:type="dxa" w:w="1881"/>
+          </w:tcPr>
+          <w:p>
+            <w:pPr>
+              <w:spacing w:line="240" w:lineRule="auto" w:after="0"/>
+            </w:pPr>
+            <w:r>
+              <w:rPr>
+                <w:rFonts w:ascii="Times New Roman" w:hAnsi="Times New Roman"/>
+                <w:b w:val="0"/>
+                <w:sz w:val="22"/>
+              </w:rPr>
+              <w:t>-3,5%</w:t>
+            </w:r>
+          </w:p>
+        </w:tc>
+        <w:tc>
+          <w:tcPr>
+            <w:tcW w:type="dxa" w:w="1881"/>
+          </w:tcPr>
+          <w:p>
+            <w:pPr>
+              <w:spacing w:line="240" w:lineRule="auto" w:after="0"/>
+            </w:pPr>
+            <w:r>
+              <w:rPr>
+                <w:rFonts w:ascii="Times New Roman" w:hAnsi="Times New Roman"/>
+                <w:b w:val="0"/>
+                <w:sz w:val="22"/>
+              </w:rPr>
+              <w:t>-0,6%</w:t>
+            </w:r>
+          </w:p>
+        </w:tc>
+        <w:tc>
+          <w:tcPr>
+            <w:tcW w:type="dxa" w:w="1881"/>
+          </w:tcPr>
+          <w:p>
+            <w:pPr>
+              <w:spacing w:line="240" w:lineRule="auto" w:after="0"/>
+            </w:pPr>
+            <w:r>
+              <w:rPr>
+                <w:rFonts w:ascii="Times New Roman" w:hAnsi="Times New Roman"/>
+                <w:b w:val="0"/>
+                <w:sz w:val="22"/>
+              </w:rPr>
+              <w:t>-5,0% *</w:t>
+            </w:r>
+          </w:p>
+        </w:tc>
+      </w:tr>
+      <w:tr>
+        <w:tc>
+          <w:tcPr>
+            <w:tcW w:type="dxa" w:w="1881"/>
+          </w:tcPr>
+          <w:p>
+            <w:pPr>
+              <w:spacing w:line="240" w:lineRule="auto" w:after="0"/>
+            </w:pPr>
+            <w:r>
+              <w:rPr>
+                <w:rFonts w:ascii="Times New Roman" w:hAnsi="Times New Roman"/>
+                <w:b w:val="0"/>
+                <w:sz w:val="22"/>
+              </w:rPr>
+              <w:t>Comunicado ao Mercado</w:t>
+            </w:r>
+          </w:p>
+        </w:tc>
+        <w:tc>
+          <w:tcPr>
+            <w:tcW w:type="dxa" w:w="1881"/>
+          </w:tcPr>
+          <w:p>
+            <w:pPr>
+              <w:spacing w:line="240" w:lineRule="auto" w:after="0"/>
+            </w:pPr>
+            <w:r>
+              <w:rPr>
+                <w:rFonts w:ascii="Times New Roman" w:hAnsi="Times New Roman"/>
+                <w:b w:val="0"/>
+                <w:sz w:val="22"/>
+              </w:rPr>
+              <w:t>828</w:t>
+            </w:r>
+          </w:p>
+        </w:tc>
+        <w:tc>
+          <w:tcPr>
+            <w:tcW w:type="dxa" w:w="1881"/>
+          </w:tcPr>
+          <w:p>
+            <w:pPr>
+              <w:spacing w:line="240" w:lineRule="auto" w:after="0"/>
+            </w:pPr>
+            <w:r>
+              <w:rPr>
+                <w:rFonts w:ascii="Times New Roman" w:hAnsi="Times New Roman"/>
+                <w:b w:val="0"/>
+                <w:sz w:val="22"/>
+              </w:rPr>
+              <w:t>-0,5%</w:t>
+            </w:r>
+          </w:p>
+        </w:tc>
+        <w:tc>
+          <w:tcPr>
+            <w:tcW w:type="dxa" w:w="1881"/>
+          </w:tcPr>
+          <w:p>
+            <w:pPr>
+              <w:spacing w:line="240" w:lineRule="auto" w:after="0"/>
+            </w:pPr>
+            <w:r>
+              <w:rPr>
+                <w:rFonts w:ascii="Times New Roman" w:hAnsi="Times New Roman"/>
+                <w:b w:val="0"/>
+                <w:sz w:val="22"/>
+              </w:rPr>
+              <w:t>-1,3%</w:t>
+            </w:r>
+          </w:p>
+        </w:tc>
+        <w:tc>
+          <w:tcPr>
+            <w:tcW w:type="dxa" w:w="1881"/>
+          </w:tcPr>
+          <w:p>
+            <w:pPr>
+              <w:spacing w:line="240" w:lineRule="auto" w:after="0"/>
+            </w:pPr>
+            <w:r>
+              <w:rPr>
+                <w:rFonts w:ascii="Times New Roman" w:hAnsi="Times New Roman"/>
+                <w:b w:val="0"/>
+                <w:sz w:val="22"/>
+              </w:rPr>
+              <w:t>-1,1% *</w:t>
+            </w:r>
+          </w:p>
+        </w:tc>
+      </w:tr>
+      <w:tr>
+        <w:tc>
+          <w:tcPr>
+            <w:tcW w:type="dxa" w:w="1881"/>
+          </w:tcPr>
+          <w:p>
+            <w:pPr>
+              <w:spacing w:line="240" w:lineRule="auto" w:after="0"/>
+            </w:pPr>
+            <w:r>
+              <w:rPr>
+                <w:rFonts w:ascii="Times New Roman" w:hAnsi="Times New Roman"/>
+                <w:b w:val="0"/>
+                <w:sz w:val="22"/>
+              </w:rPr>
+              <w:t>Fato Relevante</w:t>
+            </w:r>
+          </w:p>
+        </w:tc>
+        <w:tc>
+          <w:tcPr>
+            <w:tcW w:type="dxa" w:w="1881"/>
+          </w:tcPr>
+          <w:p>
+            <w:pPr>
+              <w:spacing w:line="240" w:lineRule="auto" w:after="0"/>
+            </w:pPr>
+            <w:r>
+              <w:rPr>
+                <w:rFonts w:ascii="Times New Roman" w:hAnsi="Times New Roman"/>
+                <w:b w:val="0"/>
+                <w:sz w:val="22"/>
+              </w:rPr>
+              <w:t>414</w:t>
+            </w:r>
+          </w:p>
+        </w:tc>
+        <w:tc>
+          <w:tcPr>
+            <w:tcW w:type="dxa" w:w="1881"/>
+          </w:tcPr>
+          <w:p>
+            <w:pPr>
+              <w:spacing w:line="240" w:lineRule="auto" w:after="0"/>
+            </w:pPr>
+            <w:r>
+              <w:rPr>
+                <w:rFonts w:ascii="Times New Roman" w:hAnsi="Times New Roman"/>
+                <w:b w:val="0"/>
+                <w:sz w:val="22"/>
+              </w:rPr>
+              <w:t>+6,4%</w:t>
+            </w:r>
+          </w:p>
+        </w:tc>
+        <w:tc>
+          <w:tcPr>
+            <w:tcW w:type="dxa" w:w="1881"/>
+          </w:tcPr>
+          <w:p>
+            <w:pPr>
+              <w:spacing w:line="240" w:lineRule="auto" w:after="0"/>
+            </w:pPr>
+            <w:r>
+              <w:rPr>
+                <w:rFonts w:ascii="Times New Roman" w:hAnsi="Times New Roman"/>
+                <w:b w:val="0"/>
+                <w:sz w:val="22"/>
+              </w:rPr>
+              <w:t>+18,9% *</w:t>
+            </w:r>
+          </w:p>
+        </w:tc>
+        <w:tc>
+          <w:tcPr>
+            <w:tcW w:type="dxa" w:w="1881"/>
+          </w:tcPr>
+          <w:p>
+            <w:pPr>
+              <w:spacing w:line="240" w:lineRule="auto" w:after="0"/>
+            </w:pPr>
+            <w:r>
+              <w:rPr>
+                <w:rFonts w:ascii="Times New Roman" w:hAnsi="Times New Roman"/>
+                <w:b w:val="0"/>
+                <w:sz w:val="22"/>
+              </w:rPr>
+              <w:t>+11,9%</w:t>
+            </w:r>
+          </w:p>
+        </w:tc>
+      </w:tr>
+      <w:tr>
+        <w:tc>
+          <w:tcPr>
+            <w:tcW w:type="dxa" w:w="1881"/>
+          </w:tcPr>
+          <w:p>
+            <w:pPr>
+              <w:spacing w:line="240" w:lineRule="auto" w:after="0"/>
+            </w:pPr>
+            <w:r>
+              <w:rPr>
+                <w:rFonts w:ascii="Times New Roman" w:hAnsi="Times New Roman"/>
+                <w:b w:val="0"/>
+                <w:sz w:val="22"/>
+              </w:rPr>
+              <w:t>FATO RELEVANTE + muita notícia</w:t>
+            </w:r>
+          </w:p>
+        </w:tc>
+        <w:tc>
+          <w:tcPr>
+            <w:tcW w:type="dxa" w:w="1881"/>
+          </w:tcPr>
+          <w:p>
+            <w:pPr>
+              <w:spacing w:line="240" w:lineRule="auto" w:after="0"/>
+            </w:pPr>
+            <w:r>
+              <w:rPr>
+                <w:rFonts w:ascii="Times New Roman" w:hAnsi="Times New Roman"/>
+                <w:b w:val="0"/>
+                <w:sz w:val="22"/>
+              </w:rPr>
+              <w:t>225</w:t>
+            </w:r>
+          </w:p>
+        </w:tc>
+        <w:tc>
+          <w:tcPr>
+            <w:tcW w:type="dxa" w:w="1881"/>
+          </w:tcPr>
+          <w:p>
+            <w:pPr>
+              <w:spacing w:line="240" w:lineRule="auto" w:after="0"/>
+            </w:pPr>
+            <w:r>
+              <w:rPr>
+                <w:rFonts w:ascii="Times New Roman" w:hAnsi="Times New Roman"/>
+                <w:b w:val="0"/>
+                <w:sz w:val="22"/>
+              </w:rPr>
+              <w:t>+13,2% *</w:t>
+            </w:r>
+          </w:p>
+        </w:tc>
+        <w:tc>
+          <w:tcPr>
+            <w:tcW w:type="dxa" w:w="1881"/>
+          </w:tcPr>
+          <w:p>
+            <w:pPr>
+              <w:spacing w:line="240" w:lineRule="auto" w:after="0"/>
+            </w:pPr>
+            <w:r>
+              <w:rPr>
+                <w:rFonts w:ascii="Times New Roman" w:hAnsi="Times New Roman"/>
+                <w:b w:val="0"/>
+                <w:sz w:val="22"/>
+              </w:rPr>
+              <w:t>+38,2% *</w:t>
+            </w:r>
+          </w:p>
+        </w:tc>
+        <w:tc>
+          <w:tcPr>
+            <w:tcW w:type="dxa" w:w="1881"/>
+          </w:tcPr>
+          <w:p>
+            <w:pPr>
+              <w:spacing w:line="240" w:lineRule="auto" w:after="0"/>
+            </w:pPr>
+            <w:r>
+              <w:rPr>
+                <w:rFonts w:ascii="Times New Roman" w:hAnsi="Times New Roman"/>
+                <w:b w:val="0"/>
+                <w:sz w:val="22"/>
+              </w:rPr>
+              <w:t>+19,4%</w:t>
+            </w:r>
+          </w:p>
+        </w:tc>
+      </w:tr>
+    </w:tbl>
+    <w:p>
+      <w:pPr>
+        <w:spacing w:line="240" w:lineRule="auto" w:before="40" w:after="120"/>
+        <w:jc w:val="center"/>
+      </w:pPr>
+      <w:r>
+        <w:rPr>
+          <w:rFonts w:ascii="Times New Roman" w:hAnsi="Times New Roman"/>
+          <w:i w:val="0"/>
+          <w:sz w:val="20"/>
+        </w:rPr>
+        <w:t>Fonte: Elaborado pelo autor (2026).</w:t>
+      </w:r>
+    </w:p>
+    <w:p/>
+    <w:p>
+      <w:pPr>
+        <w:spacing w:line="360" w:lineRule="auto" w:after="120"/>
+        <w:ind w:firstLine="709"/>
+        <w:jc w:val="both"/>
+      </w:pPr>
+      <w:r>
+        <w:rPr>
+          <w:rFonts w:ascii="Times New Roman" w:hAnsi="Times New Roman"/>
+          <w:sz w:val="24"/>
+        </w:rPr>
+      </w:r>
+      <w:r>
+        <w:rPr>
+          <w:rFonts w:ascii="Times New Roman" w:hAnsi="Times New Roman"/>
+          <w:b/>
+          <w:sz w:val="24"/>
+        </w:rPr>
+        <w:t>Dois asteriscos estão em números negativos, e isso é proposital.</w:t>
+      </w:r>
+      <w:r>
+        <w:rPr>
+          <w:rFonts w:ascii="Times New Roman" w:hAnsi="Times New Roman"/>
+          <w:sz w:val="24"/>
+        </w:rPr>
+        <w:t xml:space="preserve"> Nas noites de muita notícia sem comunicado, e nas de Comunicado ao Mercado, o volume do pregão seguinte é </w:t>
+      </w:r>
+      <w:r>
+        <w:rPr>
+          <w:rFonts w:ascii="Times New Roman" w:hAnsi="Times New Roman"/>
+          <w:b/>
+          <w:sz w:val="24"/>
+        </w:rPr>
+        <w:t>mais baixo</w:t>
+      </w:r>
+      <w:r>
+        <w:rPr>
+          <w:rFonts w:ascii="Times New Roman" w:hAnsi="Times New Roman"/>
+          <w:sz w:val="24"/>
+        </w:rPr>
+        <w:t xml:space="preserve"> que o da noite vazia, com certeza estatística. Não é ruído: são noites em que se escreveu muito sobre nada de novo, e o mercado reagiu negociando menos.</w:t>
+      </w:r>
+    </w:p>
+    <w:p>
+      <w:pPr>
+        <w:spacing w:line="360" w:lineRule="auto" w:after="120"/>
+        <w:ind w:firstLine="709"/>
+        <w:jc w:val="both"/>
+      </w:pPr>
+      <w:r>
+        <w:rPr>
+          <w:rFonts w:ascii="Times New Roman" w:hAnsi="Times New Roman"/>
+          <w:sz w:val="24"/>
+        </w:rPr>
+      </w:r>
+      <w:r>
+        <w:rPr>
+          <w:rFonts w:ascii="Times New Roman" w:hAnsi="Times New Roman"/>
+          <w:b/>
+          <w:sz w:val="24"/>
+        </w:rPr>
+        <w:t>A notícia da imprensa, sozinha, não move nada</w:t>
+      </w:r>
+      <w:r>
+        <w:rPr>
+          <w:rFonts w:ascii="Times New Roman" w:hAnsi="Times New Roman"/>
+          <w:sz w:val="24"/>
+        </w:rPr>
+        <w:t xml:space="preserve"> — o excesso é negativo e não passa no teste. </w:t>
+      </w:r>
+      <w:r>
+        <w:rPr>
+          <w:rFonts w:ascii="Times New Roman" w:hAnsi="Times New Roman"/>
+          <w:b/>
+          <w:sz w:val="24"/>
+        </w:rPr>
+        <w:t>O comunicado à CVM, sozinho, também não.</w:t>
+      </w:r>
+      <w:r>
+        <w:rPr>
+          <w:rFonts w:ascii="Times New Roman" w:hAnsi="Times New Roman"/>
+          <w:sz w:val="24"/>
+        </w:rPr>
+        <w:t xml:space="preserve"> Só a coincidência dos dois move, e move bastante: </w:t>
+      </w:r>
+      <w:r>
+        <w:rPr>
+          <w:rFonts w:ascii="Times New Roman" w:hAnsi="Times New Roman"/>
+          <w:b/>
+          <w:sz w:val="24"/>
+        </w:rPr>
+        <w:t>+38.2% no tamanho da variação do preço</w:t>
+      </w:r>
+      <w:r>
+        <w:rPr>
+          <w:rFonts w:ascii="Times New Roman" w:hAnsi="Times New Roman"/>
+          <w:sz w:val="24"/>
+        </w:rPr>
+        <w:t>, com valor-p de 0.00019.</w:t>
+      </w:r>
+    </w:p>
+    <w:p>
+      <w:pPr>
+        <w:spacing w:line="360" w:lineRule="auto" w:after="120"/>
+        <w:ind w:firstLine="709"/>
+        <w:jc w:val="both"/>
+      </w:pPr>
+      <w:r>
+        <w:rPr>
+          <w:rFonts w:ascii="Times New Roman" w:hAnsi="Times New Roman"/>
+          <w:sz w:val="24"/>
+        </w:rPr>
+        <w:t>Em números do dia a dia:</w:t>
+      </w:r>
+    </w:p>
+    <w:p>
+      <w:pPr>
+        <w:spacing w:line="240" w:lineRule="auto" w:before="120" w:after="40"/>
+        <w:jc w:val="center"/>
+      </w:pPr>
+      <w:r>
+        <w:rPr>
+          <w:rFonts w:ascii="Times New Roman" w:hAnsi="Times New Roman"/>
+          <w:sz w:val="20"/>
+        </w:rPr>
+        <w:t>Tabela 2 – O mesmo resultado em unidades concretas</w:t>
+      </w:r>
+    </w:p>
+    <w:tbl>
+      <w:tblPr>
+        <w:tblW w:type="auto" w:w="0"/>
+        <w:jc w:val="center"/>
+        <w:tblLook w:firstColumn="1" w:firstRow="1" w:lastColumn="0" w:lastRow="0" w:noHBand="0" w:noVBand="1" w:val="04A0"/>
+        <w:tblBorders>
+          <w:top w:val="single" w:sz="8" w:color="000000"/>
+          <w:bottom w:val="single" w:sz="8" w:color="000000"/>
+          <w:left w:val="none" w:sz="0"/>
+          <w:right w:val="none" w:sz="0"/>
+          <w:insideV w:val="none" w:sz="0"/>
+        </w:tblBorders>
+      </w:tblPr>
+      <w:tblGrid>
+        <w:gridCol w:w="3135"/>
+        <w:gridCol w:w="3135"/>
+        <w:gridCol w:w="3135"/>
+      </w:tblGrid>
+      <w:tr>
+        <w:tc>
+          <w:tcPr>
+            <w:tcW w:type="dxa" w:w="3135"/>
+            <w:tcBorders>
+              <w:bottom w:val="single" w:sz="8" w:color="000000"/>
+            </w:tcBorders>
+          </w:tcPr>
+          <w:p>
+            <w:pPr>
+              <w:spacing w:line="240" w:lineRule="auto" w:after="0"/>
+            </w:pPr>
+            <w:r>
+              <w:rPr>
+                <w:rFonts w:ascii="Times New Roman" w:hAnsi="Times New Roman"/>
+                <w:b/>
+                <w:sz w:val="22"/>
+              </w:rPr>
+              <w:t>Tipo de noite</w:t>
+            </w:r>
+          </w:p>
+        </w:tc>
+        <w:tc>
+          <w:tcPr>
+            <w:tcW w:type="dxa" w:w="3135"/>
+            <w:tcBorders>
+              <w:bottom w:val="single" w:sz="8" w:color="000000"/>
+            </w:tcBorders>
+          </w:tcPr>
+          <w:p>
+            <w:pPr>
+              <w:spacing w:line="240" w:lineRule="auto" w:after="0"/>
+            </w:pPr>
+            <w:r>
+              <w:rPr>
+                <w:rFonts w:ascii="Times New Roman" w:hAnsi="Times New Roman"/>
+                <w:b/>
+                <w:sz w:val="22"/>
+              </w:rPr>
+              <w:t>Quanto a ação oscila no dia seguinte</w:t>
+            </w:r>
+          </w:p>
+        </w:tc>
+        <w:tc>
+          <w:tcPr>
+            <w:tcW w:type="dxa" w:w="3135"/>
+            <w:tcBorders>
+              <w:bottom w:val="single" w:sz="8" w:color="000000"/>
+            </w:tcBorders>
+          </w:tcPr>
+          <w:p>
+            <w:pPr>
+              <w:spacing w:line="240" w:lineRule="auto" w:after="0"/>
+            </w:pPr>
+            <w:r>
+              <w:rPr>
+                <w:rFonts w:ascii="Times New Roman" w:hAnsi="Times New Roman"/>
+                <w:b/>
+                <w:sz w:val="22"/>
+              </w:rPr>
+              <w:t>Quanto gira</w:t>
+            </w:r>
+          </w:p>
+        </w:tc>
+      </w:tr>
+      <w:tr>
+        <w:tc>
+          <w:tcPr>
+            <w:tcW w:type="dxa" w:w="3135"/>
+          </w:tcPr>
+          <w:p>
+            <w:pPr>
+              <w:spacing w:line="240" w:lineRule="auto" w:after="0"/>
+            </w:pPr>
+            <w:r>
+              <w:rPr>
+                <w:rFonts w:ascii="Times New Roman" w:hAnsi="Times New Roman"/>
+                <w:b w:val="0"/>
+                <w:sz w:val="22"/>
+              </w:rPr>
+              <w:t>noite em que não houve nada</w:t>
+            </w:r>
+          </w:p>
+        </w:tc>
+        <w:tc>
+          <w:tcPr>
+            <w:tcW w:type="dxa" w:w="3135"/>
+          </w:tcPr>
+          <w:p>
+            <w:pPr>
+              <w:spacing w:line="240" w:lineRule="auto" w:after="0"/>
+            </w:pPr>
+            <w:r>
+              <w:rPr>
+                <w:rFonts w:ascii="Times New Roman" w:hAnsi="Times New Roman"/>
+                <w:b w:val="0"/>
+                <w:sz w:val="22"/>
+              </w:rPr>
+              <w:t>1,31%</w:t>
+            </w:r>
+          </w:p>
+        </w:tc>
+        <w:tc>
+          <w:tcPr>
+            <w:tcW w:type="dxa" w:w="3135"/>
+          </w:tcPr>
+          <w:p>
+            <w:pPr>
+              <w:spacing w:line="240" w:lineRule="auto" w:after="0"/>
+            </w:pPr>
+            <w:r>
+              <w:rPr>
+                <w:rFonts w:ascii="Times New Roman" w:hAnsi="Times New Roman"/>
+                <w:b w:val="0"/>
+                <w:sz w:val="22"/>
+              </w:rPr>
+              <w:t>46,3 milhões de ações</w:t>
+            </w:r>
+          </w:p>
+        </w:tc>
+      </w:tr>
+      <w:tr>
+        <w:tc>
+          <w:tcPr>
+            <w:tcW w:type="dxa" w:w="3135"/>
+          </w:tcPr>
+          <w:p>
+            <w:pPr>
+              <w:spacing w:line="240" w:lineRule="auto" w:after="0"/>
+            </w:pPr>
+            <w:r>
+              <w:rPr>
+                <w:rFonts w:ascii="Times New Roman" w:hAnsi="Times New Roman"/>
+                <w:b w:val="0"/>
+                <w:sz w:val="22"/>
+              </w:rPr>
+              <w:t>noite de muita notícia (sem CVM)</w:t>
+            </w:r>
+          </w:p>
+        </w:tc>
+        <w:tc>
+          <w:tcPr>
+            <w:tcW w:type="dxa" w:w="3135"/>
+          </w:tcPr>
+          <w:p>
+            <w:pPr>
+              <w:spacing w:line="240" w:lineRule="auto" w:after="0"/>
+            </w:pPr>
+            <w:r>
+              <w:rPr>
+                <w:rFonts w:ascii="Times New Roman" w:hAnsi="Times New Roman"/>
+                <w:b w:val="0"/>
+                <w:sz w:val="22"/>
+              </w:rPr>
+              <w:t>1,30%</w:t>
+            </w:r>
+          </w:p>
+        </w:tc>
+        <w:tc>
+          <w:tcPr>
+            <w:tcW w:type="dxa" w:w="3135"/>
+          </w:tcPr>
+          <w:p>
+            <w:pPr>
+              <w:spacing w:line="240" w:lineRule="auto" w:after="0"/>
+            </w:pPr>
+            <w:r>
+              <w:rPr>
+                <w:rFonts w:ascii="Times New Roman" w:hAnsi="Times New Roman"/>
+                <w:b w:val="0"/>
+                <w:sz w:val="22"/>
+              </w:rPr>
+              <w:t>44,2 milhões de ações</w:t>
+            </w:r>
+          </w:p>
+        </w:tc>
+      </w:tr>
+      <w:tr>
+        <w:tc>
+          <w:tcPr>
+            <w:tcW w:type="dxa" w:w="3135"/>
+          </w:tcPr>
+          <w:p>
+            <w:pPr>
+              <w:spacing w:line="240" w:lineRule="auto" w:after="0"/>
+            </w:pPr>
+            <w:r>
+              <w:rPr>
+                <w:rFonts w:ascii="Times New Roman" w:hAnsi="Times New Roman"/>
+                <w:b w:val="0"/>
+                <w:sz w:val="22"/>
+              </w:rPr>
+              <w:t>noite de FATO RELEVANTE</w:t>
+            </w:r>
+          </w:p>
+        </w:tc>
+        <w:tc>
+          <w:tcPr>
+            <w:tcW w:type="dxa" w:w="3135"/>
+          </w:tcPr>
+          <w:p>
+            <w:pPr>
+              <w:spacing w:line="240" w:lineRule="auto" w:after="0"/>
+            </w:pPr>
+            <w:r>
+              <w:rPr>
+                <w:rFonts w:ascii="Times New Roman" w:hAnsi="Times New Roman"/>
+                <w:b w:val="0"/>
+                <w:sz w:val="22"/>
+              </w:rPr>
+              <w:t>1,65%</w:t>
+            </w:r>
+          </w:p>
+        </w:tc>
+        <w:tc>
+          <w:tcPr>
+            <w:tcW w:type="dxa" w:w="3135"/>
+          </w:tcPr>
+          <w:p>
+            <w:pPr>
+              <w:spacing w:line="240" w:lineRule="auto" w:after="0"/>
+            </w:pPr>
+            <w:r>
+              <w:rPr>
+                <w:rFonts w:ascii="Times New Roman" w:hAnsi="Times New Roman"/>
+                <w:b w:val="0"/>
+                <w:sz w:val="22"/>
+              </w:rPr>
+              <w:t>60,4 milhões de ações</w:t>
+            </w:r>
+          </w:p>
+        </w:tc>
+      </w:tr>
+      <w:tr>
+        <w:tc>
+          <w:tcPr>
+            <w:tcW w:type="dxa" w:w="3135"/>
+          </w:tcPr>
+          <w:p>
+            <w:pPr>
+              <w:spacing w:line="240" w:lineRule="auto" w:after="0"/>
+            </w:pPr>
+            <w:r>
+              <w:rPr>
+                <w:rFonts w:ascii="Times New Roman" w:hAnsi="Times New Roman"/>
+                <w:b w:val="0"/>
+                <w:sz w:val="22"/>
+              </w:rPr>
+              <w:t>FATO RELEVANTE + muita notícia</w:t>
+            </w:r>
+          </w:p>
+        </w:tc>
+        <w:tc>
+          <w:tcPr>
+            <w:tcW w:type="dxa" w:w="3135"/>
+          </w:tcPr>
+          <w:p>
+            <w:pPr>
+              <w:spacing w:line="240" w:lineRule="auto" w:after="0"/>
+            </w:pPr>
+            <w:r>
+              <w:rPr>
+                <w:rFonts w:ascii="Times New Roman" w:hAnsi="Times New Roman"/>
+                <w:b w:val="0"/>
+                <w:sz w:val="22"/>
+              </w:rPr>
+              <w:t>1,70%</w:t>
+            </w:r>
+          </w:p>
+        </w:tc>
+        <w:tc>
+          <w:tcPr>
+            <w:tcW w:type="dxa" w:w="3135"/>
+          </w:tcPr>
+          <w:p>
+            <w:pPr>
+              <w:spacing w:line="240" w:lineRule="auto" w:after="0"/>
+            </w:pPr>
+            <w:r>
+              <w:rPr>
+                <w:rFonts w:ascii="Times New Roman" w:hAnsi="Times New Roman"/>
+                <w:b w:val="0"/>
+                <w:sz w:val="22"/>
+              </w:rPr>
+              <w:t>62,5 milhões de ações</w:t>
+            </w:r>
+          </w:p>
+        </w:tc>
+      </w:tr>
+    </w:tbl>
+    <w:p>
+      <w:pPr>
+        <w:spacing w:line="240" w:lineRule="auto" w:before="40" w:after="120"/>
+        <w:jc w:val="center"/>
+      </w:pPr>
+      <w:r>
+        <w:rPr>
+          <w:rFonts w:ascii="Times New Roman" w:hAnsi="Times New Roman"/>
+          <w:i w:val="0"/>
+          <w:sz w:val="20"/>
+        </w:rPr>
+        <w:t>Fonte: Elaborado pelo autor (2026).</w:t>
+      </w:r>
+    </w:p>
+    <w:p/>
+    <w:p>
+      <w:pPr>
+        <w:spacing w:line="360" w:lineRule="auto" w:after="120"/>
+        <w:ind w:firstLine="709"/>
+        <w:jc w:val="both"/>
+      </w:pPr>
+      <w:r>
+        <w:rPr>
+          <w:rFonts w:ascii="Times New Roman" w:hAnsi="Times New Roman"/>
+          <w:sz w:val="24"/>
+        </w:rPr>
+      </w:r>
+      <w:r>
+        <w:rPr>
+          <w:rFonts w:ascii="Times New Roman" w:hAnsi="Times New Roman"/>
+          <w:b/>
+          <w:sz w:val="24"/>
+        </w:rPr>
+        <w:t>E a direção continua nula.</w:t>
+      </w:r>
+      <w:r>
+        <w:rPr>
+          <w:rFonts w:ascii="Times New Roman" w:hAnsi="Times New Roman"/>
+          <w:sz w:val="24"/>
+        </w:rPr>
+        <w:t xml:space="preserve"> A noite de tom muito negativo é seguida de -0.170% de retorno; a de tom muito positivo, de +0.164%. A diferença tem valor-p de 0.291 e </w:t>
+      </w:r>
+      <w:r>
+        <w:rPr>
+          <w:rFonts w:ascii="Times New Roman" w:hAnsi="Times New Roman"/>
+          <w:b/>
+          <w:sz w:val="24"/>
+        </w:rPr>
+        <w:t>não passa no teste.</w:t>
+      </w:r>
+      <w:r>
+        <w:rPr>
+          <w:rFonts w:ascii="Times New Roman" w:hAnsi="Times New Roman"/>
+          <w:sz w:val="24"/>
+        </w:rPr>
+      </w:r>
+    </w:p>
+    <w:p>
+      <w:pPr>
+        <w:spacing w:line="360" w:lineRule="auto" w:after="120"/>
+        <w:ind w:firstLine="709"/>
+        <w:jc w:val="both"/>
+      </w:pPr>
+      <w:r>
+        <w:rPr>
+          <w:rFonts w:ascii="Times New Roman" w:hAnsi="Times New Roman"/>
+          <w:sz w:val="24"/>
+        </w:rPr>
+      </w:r>
+      <w:r>
+        <w:rPr>
+          <w:rFonts w:ascii="Times New Roman" w:hAnsi="Times New Roman"/>
+          <w:b/>
+          <w:sz w:val="24"/>
+        </w:rPr>
+        <w:t>Uma ressalva de escopo, para não haver contradição aparente.</w:t>
+      </w:r>
+      <w:r>
+        <w:rPr>
+          <w:rFonts w:ascii="Times New Roman" w:hAnsi="Times New Roman"/>
+          <w:sz w:val="24"/>
+        </w:rPr>
+        <w:t xml:space="preserve"> O Artigo 1 relata +9,6% de volatilidade; a tabela acima relata números diferentes. </w:t>
+      </w:r>
+      <w:r>
+        <w:rPr>
+          <w:rFonts w:ascii="Times New Roman" w:hAnsi="Times New Roman"/>
+          <w:b/>
+          <w:sz w:val="24"/>
+        </w:rPr>
+        <w:t>Não há conflito:</w:t>
+      </w:r>
+      <w:r>
+        <w:rPr>
+          <w:rFonts w:ascii="Times New Roman" w:hAnsi="Times New Roman"/>
+          <w:sz w:val="24"/>
+        </w:rPr>
+        <w:t xml:space="preserve"> o artigo mede 54 papéis contra um controle de 105.896 pregões sem evento algum; esta tabela mede só a PETR4, contra um controle que já exclui as noites de notícia — um adversário mais duro. Escopos diferentes, perguntas diferentes, ambos corretos.</w:t>
+      </w:r>
+    </w:p>
+    <w:p>
+      <w:pPr>
+        <w:spacing w:line="360" w:lineRule="auto" w:after="120"/>
+        <w:ind w:firstLine="709"/>
+        <w:jc w:val="both"/>
+      </w:pPr>
+      <w:r>
+        <w:rPr>
+          <w:rFonts w:ascii="Times New Roman" w:hAnsi="Times New Roman"/>
+          <w:sz w:val="24"/>
+        </w:rPr>
+      </w:r>
+      <w:r>
+        <w:rPr>
+          <w:rFonts w:ascii="Times New Roman" w:hAnsi="Times New Roman"/>
+          <w:b/>
+          <w:sz w:val="24"/>
+        </w:rPr>
+        <w:t>O restante deste documento pergunta outra coisa:</w:t>
+      </w:r>
+      <w:r>
+        <w:rPr>
+          <w:rFonts w:ascii="Times New Roman" w:hAnsi="Times New Roman"/>
+          <w:sz w:val="24"/>
+        </w:rPr>
+        <w:t xml:space="preserve"> não *quanto* o mercado se moveu, mas se dá para </w:t>
+      </w:r>
+      <w:r>
+        <w:rPr>
+          <w:rFonts w:ascii="Times New Roman" w:hAnsi="Times New Roman"/>
+          <w:b/>
+          <w:sz w:val="24"/>
+        </w:rPr>
+        <w:t>antecipar</w:t>
+      </w:r>
+      <w:r>
+        <w:rPr>
+          <w:rFonts w:ascii="Times New Roman" w:hAnsi="Times New Roman"/>
+          <w:sz w:val="24"/>
+        </w:rPr>
+        <w:t xml:space="preserve"> o movimento antes que ele aconteça. Foi o que os orientadores pediram em 16 de setembro. As duas perguntas são distintas, e convém não confundi-las.</w:t>
+      </w:r>
+    </w:p>
+    <w:p>
+      <w:pPr>
+        <w:keepNext/>
+        <w:spacing w:before="360" w:after="120"/>
+      </w:pPr>
+      <w:r>
+        <w:rPr>
+          <w:rFonts w:ascii="Times New Roman" w:hAnsi="Times New Roman"/>
+          <w:b/>
+          <w:sz w:val="24"/>
+        </w:rPr>
+        <w:t>2 POR QUE ESTA PARTE EXISTE</w:t>
       </w:r>
     </w:p>
     <w:p>
@@ -183,7 +1371,7 @@
           <w:b/>
           <w:sz w:val="24"/>
         </w:rPr>
-        <w:t>2 O DESENHO MUDA, E A RAZÃO É CONCEITUAL</w:t>
+        <w:t>3 O DESENHO MUDA, E A RAZÃO É CONCEITUAL</w:t>
       </w:r>
     </w:p>
     <w:p>
@@ -379,7 +1567,7 @@
           <w:b/>
           <w:sz w:val="24"/>
         </w:rPr>
-        <w:t>3 A PRIMEIRA TENTATIVA FALHOU</w:t>
+        <w:t>4 A PRIMEIRA TENTATIVA FALHOU</w:t>
       </w:r>
     </w:p>
     <w:p>
@@ -421,7 +1609,7 @@
           <w:rFonts w:ascii="Times New Roman" w:hAnsi="Times New Roman"/>
           <w:sz w:val="20"/>
         </w:rPr>
-        <w:t>Tabela 1 – Previsão de “acima ou abaixo do normal”, já calibrada</w:t>
+        <w:t>Tabela 3 – Previsão de “acima ou abaixo do normal”, já calibrada</w:t>
       </w:r>
     </w:p>
     <w:tbl>
@@ -1081,7 +2269,7 @@
           <w:b/>
           <w:sz w:val="24"/>
         </w:rPr>
-        <w:t>4 E O MOTIVO DO FRACASSO É O ACHADO</w:t>
+        <w:t>5 E O MOTIVO DO FRACASSO É O ACHADO</w:t>
       </w:r>
     </w:p>
     <w:p>
@@ -1108,7 +2296,7 @@
           <w:rFonts w:ascii="Times New Roman" w:hAnsi="Times New Roman"/>
           <w:sz w:val="20"/>
         </w:rPr>
-        <w:t>Tabela 2 – O que o Fato Relevante faz com a distribuição</w:t>
+        <w:t>Tabela 4 – O que o Fato Relevante faz com a distribuição</w:t>
       </w:r>
     </w:p>
     <w:tbl>
@@ -1742,7 +2930,7 @@
           <w:b/>
           <w:sz w:val="24"/>
         </w:rPr>
-        <w:t>5 ENTÃO A PERGUNTA ESTAVA ERRADA</w:t>
+        <w:t>6 ENTÃO A PERGUNTA ESTAVA ERRADA</w:t>
       </w:r>
     </w:p>
     <w:p>
@@ -1826,7 +3014,7 @@
           <w:rFonts w:ascii="Times New Roman" w:hAnsi="Times New Roman"/>
           <w:sz w:val="20"/>
         </w:rPr>
-        <w:t>Tabela 3 – Probabilidade de o pregão seguinte ficar no topo 10% da volatilidade</w:t>
+        <w:t>Tabela 5 – Probabilidade de o pregão seguinte ficar no topo 10% da volatilidade</w:t>
       </w:r>
     </w:p>
     <w:tbl>
@@ -2378,7 +3566,7 @@
           <w:b/>
           <w:sz w:val="24"/>
         </w:rPr>
-        <w:t>6 E AGORA A PERGUNTA QUE MOTIVOU TUDO: JUNTAR AS FONTES AJUDA?</w:t>
+        <w:t>7 E AGORA A PERGUNTA QUE MOTIVOU TUDO: JUNTAR AS FONTES AJUDA?</w:t>
       </w:r>
     </w:p>
     <w:p>
@@ -2391,7 +3579,7 @@
           <w:rFonts w:ascii="Times New Roman" w:hAnsi="Times New Roman"/>
           <w:sz w:val="20"/>
         </w:rPr>
-        <w:t>Tabela 4 – As duas fontes, isoladas e combinadas</w:t>
+        <w:t>Tabela 6 – As duas fontes, isoladas e combinadas</w:t>
       </w:r>
     </w:p>
     <w:tbl>
@@ -3014,7 +4202,7 @@
           <w:b/>
           <w:sz w:val="24"/>
         </w:rPr>
-        <w:t>7 O QUE SE CONCLUI</w:t>
+        <w:t>8 O QUE SE CONCLUI</w:t>
       </w:r>
     </w:p>
     <w:p>
@@ -3128,7 +4316,7 @@
           <w:b/>
           <w:sz w:val="24"/>
         </w:rPr>
-        <w:t>8 LIMITAÇÕES</w:t>
+        <w:t>9 LIMITAÇÕES</w:t>
       </w:r>
     </w:p>
     <w:p>
